--- a/ufm_engine/templates/figures/cert_federal_frcp.docx
+++ b/ufm_engine/templates/figures/cert_federal_frcp.docx
@@ -559,7 +559,7 @@
       </w:pPr>
       <w:sdt>
         <w:sdtPr>
-          <w:tag w:val="address_line1"/>
+          <w:tag w:val="reporter_address_line1"/>
           <w:alias w:val="Address Line 1"/>
           <w:showingPlcHdr/>
         </w:sdtPr>
@@ -580,7 +580,7 @@
       </w:pPr>
       <w:sdt>
         <w:sdtPr>
-          <w:tag w:val="city"/>
+          <w:tag w:val="reporter_city"/>
           <w:alias w:val="City"/>
           <w:showingPlcHdr/>
         </w:sdtPr>
@@ -599,7 +599,7 @@
       </w:r>
       <w:sdt>
         <w:sdtPr>
-          <w:tag w:val="state"/>
+          <w:tag w:val="reporter_state"/>
           <w:alias w:val="State"/>
           <w:showingPlcHdr/>
         </w:sdtPr>
@@ -618,7 +618,7 @@
       </w:r>
       <w:sdt>
         <w:sdtPr>
-          <w:tag w:val="zip"/>
+          <w:tag w:val="reporter_zip"/>
           <w:alias w:val="ZIP"/>
           <w:showingPlcHdr/>
         </w:sdtPr>
@@ -642,7 +642,7 @@
       </w:r>
       <w:sdt>
         <w:sdtPr>
-          <w:tag w:val="phone"/>
+          <w:tag w:val="reporter_phone"/>
           <w:alias w:val="Phone"/>
           <w:showingPlcHdr/>
         </w:sdtPr>
@@ -666,7 +666,7 @@
       </w:r>
       <w:sdt>
         <w:sdtPr>
-          <w:tag w:val="email"/>
+          <w:tag w:val="reporter_email"/>
           <w:alias w:val="Email"/>
           <w:showingPlcHdr/>
         </w:sdtPr>
